--- a/ind/docx/18.content.docx
+++ b/ind/docx/18.content.docx
@@ -19,7 +19,7 @@
         <w:rPr>
           <w:lang w:val="id_ID" w:bidi="id_ID"/>
         </w:rPr>
-        <w:t>Resource: Catatan Studi - Pengantar Buku (Tyndale)</w:t>
+        <w:t>Resource: Tyndale Open Study Notes</w:t>
       </w:r>
       <w:r>
         <w:rPr>
@@ -112,7 +112,7 @@
         <w:rPr>
           <w:lang w:val="id_ID" w:bidi="id_ID"/>
         </w:rPr>
-        <w:t>Catatan Studi - Pengantar Buku (Tyndale)</w:t>
+        <w:t>Tyndale Open Study Notes</w:t>
       </w:r>
     </w:p>
     <w:p>

--- a/ind/docx/18.content.docx
+++ b/ind/docx/18.content.docx
@@ -19,7 +19,7 @@
         <w:rPr>
           <w:lang w:val="id_ID" w:bidi="id_ID"/>
         </w:rPr>
-        <w:t>Resource: Tyndale Open Study Notes</w:t>
+        <w:t>Resource: Aquifer Open Study Notes (Book Intros)</w:t>
       </w:r>
       <w:r>
         <w:rPr>
@@ -112,7 +112,7 @@
         <w:rPr>
           <w:lang w:val="id_ID" w:bidi="id_ID"/>
         </w:rPr>
-        <w:t>Tyndale Open Study Notes</w:t>
+        <w:t>Aquifer Open Study Notes (Book Intros)</w:t>
       </w:r>
     </w:p>
     <w:p>

--- a/ind/docx/18.content.docx
+++ b/ind/docx/18.content.docx
@@ -271,342 +271,228 @@
         </w:rPr>
         <w:t>Kisah Ayub terjadi di masa awal patriarki, sebelum bangsa Israel menjadi sebuah negara. Kekayaan Ayub, sama seperti Abraham, terdiri dari ternak dan budak (</w:t>
       </w:r>
-      <w:hyperlink r:id="rId13">
-        <w:r>
-          <w:rPr>
-            <w:lang w:val="id_ID" w:bidi="id_ID"/>
-          </w:rPr>
-          <w:rPr>
-            <w:color w:val="0000EE"/>
-            <w:u w:val="single"/>
-          </w:rPr>
-          <w:t>1:3</w:t>
-        </w:r>
-      </w:hyperlink>
+      <w:r>
+        <w:rPr>
+          <w:lang w:val="id_ID" w:bidi="id_ID"/>
+        </w:rPr>
+        <w:t>1:3</w:t>
+      </w:r>
       <w:r>
         <w:rPr>
           <w:lang w:val="id_ID" w:bidi="id_ID"/>
         </w:rPr>
         <w:t xml:space="preserve">; </w:t>
       </w:r>
-      <w:hyperlink r:id="rId14">
-        <w:r>
-          <w:rPr>
-            <w:lang w:val="id_ID" w:bidi="id_ID"/>
-          </w:rPr>
-          <w:rPr>
-            <w:color w:val="0000EE"/>
-            <w:u w:val="single"/>
-          </w:rPr>
-          <w:t>42:12</w:t>
-        </w:r>
-      </w:hyperlink>
+      <w:r>
+        <w:rPr>
+          <w:lang w:val="id_ID" w:bidi="id_ID"/>
+        </w:rPr>
+        <w:t>42:12</w:t>
+      </w:r>
       <w:r>
         <w:rPr>
           <w:lang w:val="id_ID" w:bidi="id_ID"/>
         </w:rPr>
         <w:t xml:space="preserve">; lihat </w:t>
       </w:r>
-      <w:hyperlink r:id="rId15">
-        <w:r>
-          <w:rPr>
-            <w:lang w:val="id_ID" w:bidi="id_ID"/>
-          </w:rPr>
-          <w:rPr>
-            <w:color w:val="0000EE"/>
-            <w:u w:val="single"/>
-          </w:rPr>
-          <w:t>Kej 1</w:t>
-        </w:r>
-      </w:hyperlink>
+      <w:r>
+        <w:rPr>
+          <w:lang w:val="id_ID" w:bidi="id_ID"/>
+        </w:rPr>
+        <w:t>Kej 1</w:t>
+      </w:r>
       <w:r>
         <w:rPr>
           <w:lang w:val="id_ID" w:bidi="id_ID"/>
         </w:rPr>
         <w:t xml:space="preserve">2:16; </w:t>
       </w:r>
-      <w:hyperlink r:id="rId16">
-        <w:r>
-          <w:rPr>
-            <w:lang w:val="id_ID" w:bidi="id_ID"/>
-          </w:rPr>
-          <w:rPr>
-            <w:color w:val="0000EE"/>
-            <w:u w:val="single"/>
-          </w:rPr>
-          <w:t>32:5</w:t>
-        </w:r>
-      </w:hyperlink>
+      <w:r>
+        <w:rPr>
+          <w:lang w:val="id_ID" w:bidi="id_ID"/>
+        </w:rPr>
+        <w:t>32:5</w:t>
+      </w:r>
       <w:r>
         <w:rPr>
           <w:lang w:val="id_ID" w:bidi="id_ID"/>
         </w:rPr>
         <w:t>). Dia adalah imam keluarganya, seperti yang biasa dilakukan sebelum hukum Musa (</w:t>
       </w:r>
-      <w:hyperlink r:id="rId17">
-        <w:r>
-          <w:rPr>
-            <w:lang w:val="id_ID" w:bidi="id_ID"/>
-          </w:rPr>
-          <w:rPr>
-            <w:color w:val="0000EE"/>
-            <w:u w:val="single"/>
-          </w:rPr>
-          <w:t>1:5</w:t>
-        </w:r>
-      </w:hyperlink>
+      <w:r>
+        <w:rPr>
+          <w:lang w:val="id_ID" w:bidi="id_ID"/>
+        </w:rPr>
+        <w:t>1:5</w:t>
+      </w:r>
       <w:r>
         <w:rPr>
           <w:lang w:val="id_ID" w:bidi="id_ID"/>
         </w:rPr>
         <w:t xml:space="preserve">; </w:t>
       </w:r>
-      <w:hyperlink r:id="rId18">
-        <w:r>
-          <w:rPr>
-            <w:lang w:val="id_ID" w:bidi="id_ID"/>
-          </w:rPr>
-          <w:rPr>
-            <w:color w:val="0000EE"/>
-            <w:u w:val="single"/>
-          </w:rPr>
-          <w:t>42:8</w:t>
-        </w:r>
-      </w:hyperlink>
+      <w:r>
+        <w:rPr>
+          <w:lang w:val="id_ID" w:bidi="id_ID"/>
+        </w:rPr>
+        <w:t>42:8</w:t>
+      </w:r>
       <w:r>
         <w:rPr>
           <w:lang w:val="id_ID" w:bidi="id_ID"/>
         </w:rPr>
         <w:t xml:space="preserve">; lihat </w:t>
       </w:r>
-      <w:hyperlink r:id="rId19">
-        <w:r>
-          <w:rPr>
-            <w:lang w:val="id_ID" w:bidi="id_ID"/>
-          </w:rPr>
-          <w:rPr>
-            <w:color w:val="0000EE"/>
-            <w:u w:val="single"/>
-          </w:rPr>
-          <w:t>Kej</w:t>
-        </w:r>
-      </w:hyperlink>
+      <w:r>
+        <w:rPr>
+          <w:lang w:val="id_ID" w:bidi="id_ID"/>
+        </w:rPr>
+        <w:t>Kej</w:t>
+      </w:r>
       <w:r>
         <w:rPr>
           <w:lang w:val="id_ID" w:bidi="id_ID"/>
         </w:rPr>
         <w:t xml:space="preserve"> 4:4; </w:t>
       </w:r>
-      <w:hyperlink r:id="rId20">
-        <w:r>
-          <w:rPr>
-            <w:lang w:val="id_ID" w:bidi="id_ID"/>
-          </w:rPr>
-          <w:rPr>
-            <w:color w:val="0000EE"/>
-            <w:u w:val="single"/>
-          </w:rPr>
-          <w:t>8:20</w:t>
-        </w:r>
-      </w:hyperlink>
+      <w:r>
+        <w:rPr>
+          <w:lang w:val="id_ID" w:bidi="id_ID"/>
+        </w:rPr>
+        <w:t>8:20</w:t>
+      </w:r>
       <w:r>
         <w:rPr>
           <w:lang w:val="id_ID" w:bidi="id_ID"/>
         </w:rPr>
         <w:t xml:space="preserve">; </w:t>
       </w:r>
-      <w:hyperlink r:id="rId21">
-        <w:r>
-          <w:rPr>
-            <w:lang w:val="id_ID" w:bidi="id_ID"/>
-          </w:rPr>
-          <w:rPr>
-            <w:color w:val="0000EE"/>
-            <w:u w:val="single"/>
-          </w:rPr>
-          <w:t>12:7–8</w:t>
-        </w:r>
-      </w:hyperlink>
+      <w:r>
+        <w:rPr>
+          <w:lang w:val="id_ID" w:bidi="id_ID"/>
+        </w:rPr>
+        <w:t>12:7–8</w:t>
+      </w:r>
       <w:r>
         <w:rPr>
           <w:lang w:val="id_ID" w:bidi="id_ID"/>
         </w:rPr>
         <w:t xml:space="preserve">; </w:t>
       </w:r>
-      <w:hyperlink r:id="rId22">
-        <w:r>
-          <w:rPr>
-            <w:lang w:val="id_ID" w:bidi="id_ID"/>
-          </w:rPr>
-          <w:rPr>
-            <w:color w:val="0000EE"/>
-            <w:u w:val="single"/>
-          </w:rPr>
-          <w:t>13:18</w:t>
-        </w:r>
-      </w:hyperlink>
+      <w:r>
+        <w:rPr>
+          <w:lang w:val="id_ID" w:bidi="id_ID"/>
+        </w:rPr>
+        <w:t>13:18</w:t>
+      </w:r>
       <w:r>
         <w:rPr>
           <w:lang w:val="id_ID" w:bidi="id_ID"/>
         </w:rPr>
         <w:t xml:space="preserve">; </w:t>
       </w:r>
-      <w:hyperlink r:id="rId23">
-        <w:r>
-          <w:rPr>
-            <w:lang w:val="id_ID" w:bidi="id_ID"/>
-          </w:rPr>
-          <w:rPr>
-            <w:color w:val="0000EE"/>
-            <w:u w:val="single"/>
-          </w:rPr>
-          <w:t>15:9–10</w:t>
-        </w:r>
-      </w:hyperlink>
+      <w:r>
+        <w:rPr>
+          <w:lang w:val="id_ID" w:bidi="id_ID"/>
+        </w:rPr>
+        <w:t>15:9–10</w:t>
+      </w:r>
       <w:r>
         <w:rPr>
           <w:lang w:val="id_ID" w:bidi="id_ID"/>
         </w:rPr>
         <w:t xml:space="preserve">; </w:t>
       </w:r>
-      <w:hyperlink r:id="rId24">
-        <w:r>
-          <w:rPr>
-            <w:lang w:val="id_ID" w:bidi="id_ID"/>
-          </w:rPr>
-          <w:rPr>
-            <w:color w:val="0000EE"/>
-            <w:u w:val="single"/>
-          </w:rPr>
-          <w:t>26:25</w:t>
-        </w:r>
-      </w:hyperlink>
+      <w:r>
+        <w:rPr>
+          <w:lang w:val="id_ID" w:bidi="id_ID"/>
+        </w:rPr>
+        <w:t>26:25</w:t>
+      </w:r>
       <w:r>
         <w:rPr>
           <w:lang w:val="id_ID" w:bidi="id_ID"/>
         </w:rPr>
         <w:t xml:space="preserve">; </w:t>
       </w:r>
-      <w:hyperlink r:id="rId25">
-        <w:r>
-          <w:rPr>
-            <w:lang w:val="id_ID" w:bidi="id_ID"/>
-          </w:rPr>
-          <w:rPr>
-            <w:color w:val="0000EE"/>
-            <w:u w:val="single"/>
-          </w:rPr>
-          <w:t>33:20</w:t>
-        </w:r>
-      </w:hyperlink>
+      <w:r>
+        <w:rPr>
+          <w:lang w:val="id_ID" w:bidi="id_ID"/>
+        </w:rPr>
+        <w:t>33:20</w:t>
+      </w:r>
       <w:r>
         <w:rPr>
           <w:lang w:val="id_ID" w:bidi="id_ID"/>
         </w:rPr>
         <w:t xml:space="preserve">; </w:t>
       </w:r>
-      <w:hyperlink r:id="rId26">
-        <w:r>
-          <w:rPr>
-            <w:lang w:val="id_ID" w:bidi="id_ID"/>
-          </w:rPr>
-          <w:rPr>
-            <w:color w:val="0000EE"/>
-            <w:u w:val="single"/>
-          </w:rPr>
-          <w:t>35:1–6</w:t>
-        </w:r>
-      </w:hyperlink>
+      <w:r>
+        <w:rPr>
+          <w:lang w:val="id_ID" w:bidi="id_ID"/>
+        </w:rPr>
+        <w:t>35:1–6</w:t>
+      </w:r>
       <w:r>
         <w:rPr>
           <w:lang w:val="id_ID" w:bidi="id_ID"/>
         </w:rPr>
         <w:t xml:space="preserve">; </w:t>
       </w:r>
-      <w:hyperlink r:id="rId27">
-        <w:r>
-          <w:rPr>
-            <w:lang w:val="id_ID" w:bidi="id_ID"/>
-          </w:rPr>
-          <w:rPr>
-            <w:color w:val="0000EE"/>
-            <w:u w:val="single"/>
-          </w:rPr>
-          <w:t>46:1</w:t>
-        </w:r>
-      </w:hyperlink>
+      <w:r>
+        <w:rPr>
+          <w:lang w:val="id_ID" w:bidi="id_ID"/>
+        </w:rPr>
+        <w:t>46:1</w:t>
+      </w:r>
       <w:r>
         <w:rPr>
           <w:lang w:val="id_ID" w:bidi="id_ID"/>
         </w:rPr>
         <w:t>). Di masa Ayub, orang Seba dan Kasdim merupakan perampok nomaden (</w:t>
       </w:r>
-      <w:hyperlink r:id="rId28">
-        <w:r>
-          <w:rPr>
-            <w:lang w:val="id_ID" w:bidi="id_ID"/>
-          </w:rPr>
-          <w:rPr>
-            <w:color w:val="0000EE"/>
-            <w:u w:val="single"/>
-          </w:rPr>
-          <w:t>1:15</w:t>
-        </w:r>
-      </w:hyperlink>
+      <w:r>
+        <w:rPr>
+          <w:lang w:val="id_ID" w:bidi="id_ID"/>
+        </w:rPr>
+        <w:t>1:15</w:t>
+      </w:r>
       <w:r>
         <w:rPr>
           <w:lang w:val="id_ID" w:bidi="id_ID"/>
         </w:rPr>
         <w:t xml:space="preserve">, </w:t>
       </w:r>
-      <w:hyperlink r:id="rId29">
-        <w:r>
-          <w:rPr>
-            <w:lang w:val="id_ID" w:bidi="id_ID"/>
-          </w:rPr>
-          <w:rPr>
-            <w:color w:val="0000EE"/>
-            <w:u w:val="single"/>
-          </w:rPr>
-          <w:t>17</w:t>
-        </w:r>
-      </w:hyperlink>
+      <w:r>
+        <w:rPr>
+          <w:lang w:val="id_ID" w:bidi="id_ID"/>
+        </w:rPr>
+        <w:t>17</w:t>
+      </w:r>
       <w:r>
         <w:rPr>
           <w:lang w:val="id_ID" w:bidi="id_ID"/>
         </w:rPr>
         <w:t xml:space="preserve">), bukan penguasa politik atau ekonomi yang kuat seperti pada periode monarki akhir (bandingkan </w:t>
       </w:r>
-      <w:hyperlink r:id="rId30">
-        <w:r>
-          <w:rPr>
-            <w:lang w:val="id_ID" w:bidi="id_ID"/>
-          </w:rPr>
-          <w:rPr>
-            <w:color w:val="0000EE"/>
-            <w:u w:val="single"/>
-          </w:rPr>
-          <w:t>Yesaya 45:14</w:t>
-        </w:r>
-      </w:hyperlink>
+      <w:r>
+        <w:rPr>
+          <w:lang w:val="id_ID" w:bidi="id_ID"/>
+        </w:rPr>
+        <w:t>Yesaya 45:14</w:t>
+      </w:r>
       <w:r>
         <w:rPr>
           <w:lang w:val="id_ID" w:bidi="id_ID"/>
         </w:rPr>
         <w:t xml:space="preserve">; </w:t>
       </w:r>
-      <w:hyperlink r:id="rId31">
-        <w:r>
-          <w:rPr>
-            <w:lang w:val="id_ID" w:bidi="id_ID"/>
-          </w:rPr>
-          <w:rPr>
-            <w:color w:val="0000EE"/>
-            <w:u w:val="single"/>
-          </w:rPr>
-          <w:t>Yoel 3:8</w:t>
-        </w:r>
-      </w:hyperlink>
+      <w:r>
+        <w:rPr>
+          <w:lang w:val="id_ID" w:bidi="id_ID"/>
+        </w:rPr>
+        <w:t>Yoel 3:8</w:t>
+      </w:r>
       <w:r>
         <w:rPr>
           <w:lang w:val="id_ID" w:bidi="id_ID"/>
@@ -626,180 +512,120 @@
         </w:rPr>
         <w:t>, yang dipakai pada zaman patriarki (</w:t>
       </w:r>
-      <w:hyperlink r:id="rId32">
-        <w:r>
-          <w:rPr>
-            <w:lang w:val="id_ID" w:bidi="id_ID"/>
-          </w:rPr>
-          <w:rPr>
-            <w:color w:val="0000EE"/>
-            <w:u w:val="single"/>
-          </w:rPr>
-          <w:t>42:11</w:t>
-        </w:r>
-      </w:hyperlink>
+      <w:r>
+        <w:rPr>
+          <w:lang w:val="id_ID" w:bidi="id_ID"/>
+        </w:rPr>
+        <w:t>42:11</w:t>
+      </w:r>
       <w:r>
         <w:rPr>
           <w:lang w:val="id_ID" w:bidi="id_ID"/>
         </w:rPr>
         <w:t xml:space="preserve">; lihat </w:t>
       </w:r>
-      <w:hyperlink r:id="rId33">
-        <w:r>
-          <w:rPr>
-            <w:lang w:val="id_ID" w:bidi="id_ID"/>
-          </w:rPr>
-          <w:rPr>
-            <w:color w:val="0000EE"/>
-            <w:u w:val="single"/>
-          </w:rPr>
-          <w:t>Kej. 3</w:t>
-        </w:r>
-      </w:hyperlink>
+      <w:r>
+        <w:rPr>
+          <w:lang w:val="id_ID" w:bidi="id_ID"/>
+        </w:rPr>
+        <w:t>Kej. 3</w:t>
+      </w:r>
       <w:r>
         <w:rPr>
           <w:lang w:val="id_ID" w:bidi="id_ID"/>
         </w:rPr>
         <w:t xml:space="preserve">3:19; </w:t>
       </w:r>
-      <w:hyperlink r:id="rId34">
-        <w:r>
-          <w:rPr>
-            <w:lang w:val="id_ID" w:bidi="id_ID"/>
-          </w:rPr>
-          <w:rPr>
-            <w:color w:val="0000EE"/>
-            <w:u w:val="single"/>
-          </w:rPr>
-          <w:t>Yos. 24:32</w:t>
-        </w:r>
-      </w:hyperlink>
+      <w:r>
+        <w:rPr>
+          <w:lang w:val="id_ID" w:bidi="id_ID"/>
+        </w:rPr>
+        <w:t>Yos. 24:32</w:t>
+      </w:r>
       <w:r>
         <w:rPr>
           <w:lang w:val="id_ID" w:bidi="id_ID"/>
         </w:rPr>
         <w:t xml:space="preserve">). Hanya mereka yang hidup sebelum air bah (Kej. </w:t>
       </w:r>
-      <w:hyperlink r:id="rId35">
-        <w:r>
-          <w:rPr>
-            <w:lang w:val="id_ID" w:bidi="id_ID"/>
-          </w:rPr>
-          <w:rPr>
-            <w:color w:val="0000EE"/>
-            <w:u w:val="single"/>
-          </w:rPr>
-          <w:t>1–6</w:t>
-        </w:r>
-      </w:hyperlink>
+      <w:r>
+        <w:rPr>
+          <w:lang w:val="id_ID" w:bidi="id_ID"/>
+        </w:rPr>
+        <w:t>1–6</w:t>
+      </w:r>
       <w:r>
         <w:rPr>
           <w:lang w:val="id_ID" w:bidi="id_ID"/>
         </w:rPr>
         <w:t>) dan para bapa leluhur (Abraham, Isak, dan Yakub) yang menyamai atau melampaui umur panjang Ayub (</w:t>
       </w:r>
-      <w:hyperlink r:id="rId36">
-        <w:r>
-          <w:rPr>
-            <w:lang w:val="id_ID" w:bidi="id_ID"/>
-          </w:rPr>
-          <w:rPr>
-            <w:color w:val="0000EE"/>
-            <w:u w:val="single"/>
-          </w:rPr>
-          <w:t>42:16</w:t>
-        </w:r>
-      </w:hyperlink>
+      <w:r>
+        <w:rPr>
+          <w:lang w:val="id_ID" w:bidi="id_ID"/>
+        </w:rPr>
+        <w:t>42:16</w:t>
+      </w:r>
       <w:r>
         <w:rPr>
           <w:lang w:val="id_ID" w:bidi="id_ID"/>
         </w:rPr>
         <w:t xml:space="preserve">; lihat </w:t>
       </w:r>
-      <w:hyperlink r:id="rId37">
-        <w:r>
-          <w:rPr>
-            <w:lang w:val="id_ID" w:bidi="id_ID"/>
-          </w:rPr>
-          <w:rPr>
-            <w:color w:val="0000EE"/>
-            <w:u w:val="single"/>
-          </w:rPr>
-          <w:t>Kej. 5:3–32</w:t>
-        </w:r>
-      </w:hyperlink>
+      <w:r>
+        <w:rPr>
+          <w:lang w:val="id_ID" w:bidi="id_ID"/>
+        </w:rPr>
+        <w:t>Kej. 5:3–32</w:t>
+      </w:r>
       <w:r>
         <w:rPr>
           <w:lang w:val="id_ID" w:bidi="id_ID"/>
         </w:rPr>
         <w:t xml:space="preserve">; </w:t>
       </w:r>
-      <w:hyperlink r:id="rId38">
-        <w:r>
-          <w:rPr>
-            <w:lang w:val="id_ID" w:bidi="id_ID"/>
-          </w:rPr>
-          <w:rPr>
-            <w:color w:val="0000EE"/>
-            <w:u w:val="single"/>
-          </w:rPr>
-          <w:t>25:7</w:t>
-        </w:r>
-      </w:hyperlink>
+      <w:r>
+        <w:rPr>
+          <w:lang w:val="id_ID" w:bidi="id_ID"/>
+        </w:rPr>
+        <w:t>25:7</w:t>
+      </w:r>
       <w:r>
         <w:rPr>
           <w:lang w:val="id_ID" w:bidi="id_ID"/>
         </w:rPr>
         <w:t xml:space="preserve">; </w:t>
       </w:r>
-      <w:hyperlink r:id="rId39">
-        <w:r>
-          <w:rPr>
-            <w:lang w:val="id_ID" w:bidi="id_ID"/>
-          </w:rPr>
-          <w:rPr>
-            <w:color w:val="0000EE"/>
-            <w:u w:val="single"/>
-          </w:rPr>
-          <w:t>35:28</w:t>
-        </w:r>
-      </w:hyperlink>
+      <w:r>
+        <w:rPr>
+          <w:lang w:val="id_ID" w:bidi="id_ID"/>
+        </w:rPr>
+        <w:t>35:28</w:t>
+      </w:r>
       <w:r>
         <w:rPr>
           <w:lang w:val="id_ID" w:bidi="id_ID"/>
         </w:rPr>
         <w:t xml:space="preserve">; </w:t>
       </w:r>
-      <w:hyperlink r:id="rId40">
-        <w:r>
-          <w:rPr>
-            <w:lang w:val="id_ID" w:bidi="id_ID"/>
-          </w:rPr>
-          <w:rPr>
-            <w:color w:val="0000EE"/>
-            <w:u w:val="single"/>
-          </w:rPr>
-          <w:t>47:28</w:t>
-        </w:r>
-      </w:hyperlink>
+      <w:r>
+        <w:rPr>
+          <w:lang w:val="id_ID" w:bidi="id_ID"/>
+        </w:rPr>
+        <w:t>47:28</w:t>
+      </w:r>
       <w:r>
         <w:rPr>
           <w:lang w:val="id_ID" w:bidi="id_ID"/>
         </w:rPr>
         <w:t xml:space="preserve">; </w:t>
       </w:r>
-      <w:hyperlink r:id="rId41">
-        <w:r>
-          <w:rPr>
-            <w:lang w:val="id_ID" w:bidi="id_ID"/>
-          </w:rPr>
-          <w:rPr>
-            <w:color w:val="0000EE"/>
-            <w:u w:val="single"/>
-          </w:rPr>
-          <w:t>50:26</w:t>
-        </w:r>
-      </w:hyperlink>
+      <w:r>
+        <w:rPr>
+          <w:lang w:val="id_ID" w:bidi="id_ID"/>
+        </w:rPr>
+        <w:t>50:26</w:t>
+      </w:r>
       <w:r>
         <w:rPr>
           <w:lang w:val="id_ID" w:bidi="id_ID"/>
@@ -831,72 +657,48 @@
         </w:rPr>
         <w:t>Paragraf pengantar yang berbentuk prosa pada kitab Ayub (</w:t>
       </w:r>
-      <w:hyperlink r:id="rId42">
-        <w:r>
-          <w:rPr>
-            <w:lang w:val="id_ID" w:bidi="id_ID"/>
-          </w:rPr>
-          <w:rPr>
-            <w:color w:val="0000EE"/>
-            <w:u w:val="single"/>
-          </w:rPr>
-          <w:t>pasal 1–2</w:t>
-        </w:r>
-      </w:hyperlink>
+      <w:r>
+        <w:rPr>
+          <w:lang w:val="id_ID" w:bidi="id_ID"/>
+        </w:rPr>
+        <w:t>pasal 1–2</w:t>
+      </w:r>
       <w:r>
         <w:rPr>
           <w:lang w:val="id_ID" w:bidi="id_ID"/>
         </w:rPr>
         <w:t>) memberikan perspektif surgawi tentang penderitaan Ayub dan menetapkan konteks untuk dialog manusia yang membentuk sebagian besar isinya. Ayub adalah orang yang saleh yang diizinkan Allah untuk dicobai oleh Setan. Dalam persidangan di surga, Setan berpendapat bahwa seandainya Allah mengambil kembali berkat-berkat dari Ayub, dia "pasti akan mengutuk-Mu di hadapan-Mu" (</w:t>
       </w:r>
-      <w:hyperlink r:id="rId43">
-        <w:r>
-          <w:rPr>
-            <w:lang w:val="id_ID" w:bidi="id_ID"/>
-          </w:rPr>
-          <w:rPr>
-            <w:color w:val="0000EE"/>
-            <w:u w:val="single"/>
-          </w:rPr>
-          <w:t>1:11</w:t>
-        </w:r>
-      </w:hyperlink>
+      <w:r>
+        <w:rPr>
+          <w:lang w:val="id_ID" w:bidi="id_ID"/>
+        </w:rPr>
+        <w:t>1:11</w:t>
+      </w:r>
       <w:r>
         <w:rPr>
           <w:lang w:val="id_ID" w:bidi="id_ID"/>
         </w:rPr>
         <w:t>). Sebaliknya, Ayub menjawab, "Terpujilah nama Tuhan!" (</w:t>
       </w:r>
-      <w:hyperlink r:id="rId44">
-        <w:r>
-          <w:rPr>
-            <w:lang w:val="id_ID" w:bidi="id_ID"/>
-          </w:rPr>
-          <w:rPr>
-            <w:color w:val="0000EE"/>
-            <w:u w:val="single"/>
-          </w:rPr>
-          <w:t>1:21</w:t>
-        </w:r>
-      </w:hyperlink>
+      <w:r>
+        <w:rPr>
+          <w:lang w:val="id_ID" w:bidi="id_ID"/>
+        </w:rPr>
+        <w:t>1:21</w:t>
+      </w:r>
       <w:r>
         <w:rPr>
           <w:lang w:val="id_ID" w:bidi="id_ID"/>
         </w:rPr>
         <w:t>), dan, "Haruskah kita hanya menerima hal-hal yang baik dari tangan Allah dan tidak pernah menerima yang buruk?"(</w:t>
       </w:r>
-      <w:hyperlink r:id="rId45">
-        <w:r>
-          <w:rPr>
-            <w:lang w:val="id_ID" w:bidi="id_ID"/>
-          </w:rPr>
-          <w:rPr>
-            <w:color w:val="0000EE"/>
-            <w:u w:val="single"/>
-          </w:rPr>
-          <w:t>2:10</w:t>
-        </w:r>
-      </w:hyperlink>
+      <w:r>
+        <w:rPr>
+          <w:lang w:val="id_ID" w:bidi="id_ID"/>
+        </w:rPr>
+        <w:t>2:10</w:t>
+      </w:r>
       <w:r>
         <w:rPr>
           <w:lang w:val="id_ID" w:bidi="id_ID"/>
@@ -917,54 +719,36 @@
         </w:rPr>
         <w:t>Pembaca kemudian meninggalkan istana surga dan memasuki perundingan manusia ketika tiga orang teman Ayub datang untuk bersimpati kepadanya. Keheningan mereka selama tujuh hari berjaga tampaknya merupakan usaha yang sungguh-sungguh untuk menghibur Ayub (</w:t>
       </w:r>
-      <w:hyperlink r:id="rId46">
-        <w:r>
-          <w:rPr>
-            <w:lang w:val="id_ID" w:bidi="id_ID"/>
-          </w:rPr>
-          <w:rPr>
-            <w:color w:val="0000EE"/>
-            <w:u w:val="single"/>
-          </w:rPr>
-          <w:t>2:11–13</w:t>
-        </w:r>
-      </w:hyperlink>
+      <w:r>
+        <w:rPr>
+          <w:lang w:val="id_ID" w:bidi="id_ID"/>
+        </w:rPr>
+        <w:t>2:11–13</w:t>
+      </w:r>
       <w:r>
         <w:rPr>
           <w:lang w:val="id_ID" w:bidi="id_ID"/>
         </w:rPr>
         <w:t>). Akan tetapi, saat Ayub memecah keheningannya dengan keluhan yang pahit (</w:t>
       </w:r>
-      <w:hyperlink r:id="rId47">
-        <w:r>
-          <w:rPr>
-            <w:lang w:val="id_ID" w:bidi="id_ID"/>
-          </w:rPr>
-          <w:rPr>
-            <w:color w:val="0000EE"/>
-            <w:u w:val="single"/>
-          </w:rPr>
-          <w:t>pasal 3</w:t>
-        </w:r>
-      </w:hyperlink>
+      <w:r>
+        <w:rPr>
+          <w:lang w:val="id_ID" w:bidi="id_ID"/>
+        </w:rPr>
+        <w:t>pasal 3</w:t>
+      </w:r>
       <w:r>
         <w:rPr>
           <w:lang w:val="id_ID" w:bidi="id_ID"/>
         </w:rPr>
         <w:t>), para penasihatnya mulai mengkritik dan menyalahkannya. Dalam tiga putaran debat (</w:t>
       </w:r>
-      <w:hyperlink r:id="rId48">
-        <w:r>
-          <w:rPr>
-            <w:lang w:val="id_ID" w:bidi="id_ID"/>
-          </w:rPr>
-          <w:rPr>
-            <w:color w:val="0000EE"/>
-            <w:u w:val="single"/>
-          </w:rPr>
-          <w:t>pasal 4–27</w:t>
-        </w:r>
-      </w:hyperlink>
+      <w:r>
+        <w:rPr>
+          <w:lang w:val="id_ID" w:bidi="id_ID"/>
+        </w:rPr>
+        <w:t>pasal 4–27</w:t>
+      </w:r>
       <w:r>
         <w:rPr>
           <w:lang w:val="id_ID" w:bidi="id_ID"/>
@@ -985,108 +769,72 @@
         </w:rPr>
         <w:t xml:space="preserve">Setelah tiga putaran dialog antara Ayub dan sahabat-sahabatnya, sebuah selingan puitis memuji Allah sebagai satu-satunya sumber hikmat (pasal </w:t>
       </w:r>
-      <w:hyperlink r:id="rId49">
-        <w:r>
-          <w:rPr>
-            <w:lang w:val="id_ID" w:bidi="id_ID"/>
-          </w:rPr>
-          <w:rPr>
-            <w:color w:val="0000EE"/>
-            <w:u w:val="single"/>
-          </w:rPr>
-          <w:t>28</w:t>
-        </w:r>
-      </w:hyperlink>
+      <w:r>
+        <w:rPr>
+          <w:lang w:val="id_ID" w:bidi="id_ID"/>
+        </w:rPr>
+        <w:t>28</w:t>
+      </w:r>
       <w:r>
         <w:rPr>
           <w:lang w:val="id_ID" w:bidi="id_ID"/>
         </w:rPr>
         <w:t xml:space="preserve">). Ketika Ayub menyampaikan pernyataan terakhirnya tentang penderitaan dan kebenarannya (pasal </w:t>
       </w:r>
-      <w:hyperlink r:id="rId50">
-        <w:r>
-          <w:rPr>
-            <w:lang w:val="id_ID" w:bidi="id_ID"/>
-          </w:rPr>
-          <w:rPr>
-            <w:color w:val="0000EE"/>
-            <w:u w:val="single"/>
-          </w:rPr>
-          <w:t>29–31</w:t>
-        </w:r>
-      </w:hyperlink>
+      <w:r>
+        <w:rPr>
+          <w:lang w:val="id_ID" w:bidi="id_ID"/>
+        </w:rPr>
+        <w:t>29–31</w:t>
+      </w:r>
       <w:r>
         <w:rPr>
           <w:lang w:val="id_ID" w:bidi="id_ID"/>
         </w:rPr>
         <w:t>), ketiga temannya menyerah padanya (</w:t>
       </w:r>
-      <w:hyperlink r:id="rId51">
-        <w:r>
-          <w:rPr>
-            <w:lang w:val="id_ID" w:bidi="id_ID"/>
-          </w:rPr>
-          <w:rPr>
-            <w:color w:val="0000EE"/>
-            <w:u w:val="single"/>
-          </w:rPr>
-          <w:t>32:1</w:t>
-        </w:r>
-      </w:hyperlink>
+      <w:r>
+        <w:rPr>
+          <w:lang w:val="id_ID" w:bidi="id_ID"/>
+        </w:rPr>
+        <w:t>32:1</w:t>
+      </w:r>
       <w:r>
         <w:rPr>
           <w:lang w:val="id_ID" w:bidi="id_ID"/>
         </w:rPr>
         <w:t xml:space="preserve">). Elihu, seorang pembicara baru, membuka kembali upaya manusia untuk memahami penderitaan Ayub (pasal </w:t>
       </w:r>
-      <w:hyperlink r:id="rId52">
-        <w:r>
-          <w:rPr>
-            <w:lang w:val="id_ID" w:bidi="id_ID"/>
-          </w:rPr>
-          <w:rPr>
-            <w:color w:val="0000EE"/>
-            <w:u w:val="single"/>
-          </w:rPr>
-          <w:t>32–37</w:t>
-        </w:r>
-      </w:hyperlink>
+      <w:r>
+        <w:rPr>
+          <w:lang w:val="id_ID" w:bidi="id_ID"/>
+        </w:rPr>
+        <w:t>32–37</w:t>
+      </w:r>
       <w:r>
         <w:rPr>
           <w:lang w:val="id_ID" w:bidi="id_ID"/>
         </w:rPr>
         <w:t xml:space="preserve">). Pada akhirnya, Allah muncul untuk menantang Ayub (pasal </w:t>
       </w:r>
-      <w:hyperlink r:id="rId53">
-        <w:r>
-          <w:rPr>
-            <w:lang w:val="id_ID" w:bidi="id_ID"/>
-          </w:rPr>
-          <w:rPr>
-            <w:color w:val="0000EE"/>
-            <w:u w:val="single"/>
-          </w:rPr>
-          <w:t>38 – 41</w:t>
-        </w:r>
-      </w:hyperlink>
+      <w:r>
+        <w:rPr>
+          <w:lang w:val="id_ID" w:bidi="id_ID"/>
+        </w:rPr>
+        <w:t>38 – 41</w:t>
+      </w:r>
       <w:r>
         <w:rPr>
           <w:lang w:val="id_ID" w:bidi="id_ID"/>
         </w:rPr>
         <w:t>). Alih-alih mendengarkan keluhan Ayub, Allah justru menuntut jawaban dan melontarkan pertanyaan yang menunjukkan kekuatan dan kedaulatan-Nya. Ayub menjawab dengan pertobatan dan menyadari bahwa dia tidak berhak untuk mempertanyakan Allah (</w:t>
       </w:r>
-      <w:hyperlink r:id="rId54">
-        <w:r>
-          <w:rPr>
-            <w:lang w:val="id_ID" w:bidi="id_ID"/>
-          </w:rPr>
-          <w:rPr>
-            <w:color w:val="0000EE"/>
-            <w:u w:val="single"/>
-          </w:rPr>
-          <w:t>42:1–6</w:t>
-        </w:r>
-      </w:hyperlink>
+      <w:r>
+        <w:rPr>
+          <w:lang w:val="id_ID" w:bidi="id_ID"/>
+        </w:rPr>
+        <w:t>42:1–6</w:t>
+      </w:r>
       <w:r>
         <w:rPr>
           <w:lang w:val="id_ID" w:bidi="id_ID"/>
@@ -1107,18 +855,12 @@
         </w:rPr>
         <w:t>Di bagian akhir prosa (</w:t>
       </w:r>
-      <w:hyperlink r:id="rId55">
-        <w:r>
-          <w:rPr>
-            <w:lang w:val="id_ID" w:bidi="id_ID"/>
-          </w:rPr>
-          <w:rPr>
-            <w:color w:val="0000EE"/>
-            <w:u w:val="single"/>
-          </w:rPr>
-          <w:t>42:7–17</w:t>
-        </w:r>
-      </w:hyperlink>
+      <w:r>
+        <w:rPr>
+          <w:lang w:val="id_ID" w:bidi="id_ID"/>
+        </w:rPr>
+        <w:t>42:7–17</w:t>
+      </w:r>
       <w:r>
         <w:rPr>
           <w:lang w:val="id_ID" w:bidi="id_ID"/>
@@ -1150,126 +892,84 @@
         </w:rPr>
         <w:t xml:space="preserve">Penggambaran tempat seperti surga di awal kitab dan munculnya hal supranatural di akhir membuat pembaca modern tergoda untuk menganggap kitab Ayub sebagai cerita perumpamaan belaka. Gaya bahasa puitis dalam dialog menunjukkan bahwa teks ini bukan hanya berisi fakta sejarah yang ditulis dalam aturan yang seperti biasa. Namun, sejarah dapat digambarkan dalam puisi yang indah seperti halnya dalam narasi yang terperinci (lih. </w:t>
       </w:r>
-      <w:hyperlink r:id="rId56">
-        <w:r>
-          <w:rPr>
-            <w:lang w:val="id_ID" w:bidi="id_ID"/>
-          </w:rPr>
-          <w:rPr>
-            <w:color w:val="0000EE"/>
-            <w:u w:val="single"/>
-          </w:rPr>
-          <w:t>Kel. 14:21–31</w:t>
-        </w:r>
-      </w:hyperlink>
+      <w:r>
+        <w:rPr>
+          <w:lang w:val="id_ID" w:bidi="id_ID"/>
+        </w:rPr>
+        <w:t>Kel. 14:21–31</w:t>
+      </w:r>
       <w:r>
         <w:rPr>
           <w:lang w:val="id_ID" w:bidi="id_ID"/>
         </w:rPr>
         <w:t xml:space="preserve">; </w:t>
       </w:r>
-      <w:hyperlink r:id="rId57">
-        <w:r>
-          <w:rPr>
-            <w:lang w:val="id_ID" w:bidi="id_ID"/>
-          </w:rPr>
-          <w:rPr>
-            <w:color w:val="0000EE"/>
-            <w:u w:val="single"/>
-          </w:rPr>
-          <w:t>15:1–12</w:t>
-        </w:r>
-      </w:hyperlink>
+      <w:r>
+        <w:rPr>
+          <w:lang w:val="id_ID" w:bidi="id_ID"/>
+        </w:rPr>
+        <w:t>15:1–12</w:t>
+      </w:r>
       <w:r>
         <w:rPr>
           <w:lang w:val="id_ID" w:bidi="id_ID"/>
         </w:rPr>
         <w:t xml:space="preserve">; </w:t>
       </w:r>
-      <w:hyperlink r:id="rId58">
-        <w:r>
-          <w:rPr>
-            <w:lang w:val="id_ID" w:bidi="id_ID"/>
-          </w:rPr>
-          <w:rPr>
-            <w:color w:val="0000EE"/>
-            <w:u w:val="single"/>
-          </w:rPr>
-          <w:t>Mzm. 78</w:t>
-        </w:r>
-      </w:hyperlink>
+      <w:r>
+        <w:rPr>
+          <w:lang w:val="id_ID" w:bidi="id_ID"/>
+        </w:rPr>
+        <w:t>Mzm. 78</w:t>
+      </w:r>
       <w:r>
         <w:rPr>
           <w:lang w:val="id_ID" w:bidi="id_ID"/>
         </w:rPr>
         <w:t xml:space="preserve">; </w:t>
       </w:r>
-      <w:hyperlink r:id="rId59">
-        <w:r>
-          <w:rPr>
-            <w:lang w:val="id_ID" w:bidi="id_ID"/>
-          </w:rPr>
-          <w:rPr>
-            <w:color w:val="0000EE"/>
-            <w:u w:val="single"/>
-          </w:rPr>
-          <w:t>105</w:t>
-        </w:r>
-      </w:hyperlink>
+      <w:r>
+        <w:rPr>
+          <w:lang w:val="id_ID" w:bidi="id_ID"/>
+        </w:rPr>
+        <w:t>105</w:t>
+      </w:r>
       <w:r>
         <w:rPr>
           <w:lang w:val="id_ID" w:bidi="id_ID"/>
         </w:rPr>
         <w:t>) Bukti-bukti dari bagian lain Alkitab menunjukkan bahwa kisah Ayub adalah kisah yang benar-benar terjadi. Baik Yehezkiel maupun Yakobus menyebut Ayub sebagai contoh kebenaran dan ketabahan (</w:t>
       </w:r>
-      <w:hyperlink r:id="rId60">
-        <w:r>
-          <w:rPr>
-            <w:lang w:val="id_ID" w:bidi="id_ID"/>
-          </w:rPr>
-          <w:rPr>
-            <w:color w:val="0000EE"/>
-            <w:u w:val="single"/>
-          </w:rPr>
-          <w:t>Yeh 14:14</w:t>
-        </w:r>
-      </w:hyperlink>
+      <w:r>
+        <w:rPr>
+          <w:lang w:val="id_ID" w:bidi="id_ID"/>
+        </w:rPr>
+        <w:t>Yeh 14:14</w:t>
+      </w:r>
       <w:r>
         <w:rPr>
           <w:lang w:val="id_ID" w:bidi="id_ID"/>
         </w:rPr>
         <w:t xml:space="preserve">, </w:t>
       </w:r>
-      <w:hyperlink r:id="rId61">
-        <w:r>
-          <w:rPr>
-            <w:lang w:val="id_ID" w:bidi="id_ID"/>
-          </w:rPr>
-          <w:rPr>
-            <w:color w:val="0000EE"/>
-            <w:u w:val="single"/>
-          </w:rPr>
-          <w:t>20</w:t>
-        </w:r>
-      </w:hyperlink>
+      <w:r>
+        <w:rPr>
+          <w:lang w:val="id_ID" w:bidi="id_ID"/>
+        </w:rPr>
+        <w:t>20</w:t>
+      </w:r>
       <w:r>
         <w:rPr>
           <w:lang w:val="id_ID" w:bidi="id_ID"/>
         </w:rPr>
         <w:t xml:space="preserve">; </w:t>
       </w:r>
-      <w:hyperlink r:id="rId62">
-        <w:r>
-          <w:rPr>
-            <w:lang w:val="id_ID" w:bidi="id_ID"/>
-          </w:rPr>
-          <w:rPr>
-            <w:color w:val="0000EE"/>
-            <w:u w:val="single"/>
-          </w:rPr>
-          <w:t>Yak 5:11</w:t>
-        </w:r>
-      </w:hyperlink>
+      <w:r>
+        <w:rPr>
+          <w:lang w:val="id_ID" w:bidi="id_ID"/>
+        </w:rPr>
+        <w:t>Yak 5:11</w:t>
+      </w:r>
       <w:r>
         <w:rPr>
           <w:lang w:val="id_ID" w:bidi="id_ID"/>
@@ -1301,90 +1001,60 @@
         </w:rPr>
         <w:t>Pengarang dan penyusun kitab Ayub masih menjadi sebuah teka-teki. Meskipun latar cerita berada dalam masa patriarki (sekitar 2000 SM), tanggal penulisannya tampaknya jauh di kemudian hari. Para penafsir telah mengusulkan tanggal yang berkisar dari era pengembaraan bangsa Israel di padang gurun (</w:t>
       </w:r>
-      <w:hyperlink r:id="rId63">
-        <w:r>
-          <w:rPr>
-            <w:lang w:val="id_ID" w:bidi="id_ID"/>
-          </w:rPr>
-          <w:rPr>
-            <w:color w:val="0000EE"/>
-            <w:u w:val="single"/>
-          </w:rPr>
-          <w:t>Keluaran-Bilangan</w:t>
-        </w:r>
-      </w:hyperlink>
+      <w:r>
+        <w:rPr>
+          <w:lang w:val="id_ID" w:bidi="id_ID"/>
+        </w:rPr>
+        <w:t>Keluaran-Bilangan</w:t>
+      </w:r>
       <w:r>
         <w:rPr>
           <w:lang w:val="id_ID" w:bidi="id_ID"/>
         </w:rPr>
         <w:t>) hingga era setelah kembali dari pembuangan (</w:t>
       </w:r>
-      <w:hyperlink r:id="rId64">
-        <w:r>
-          <w:rPr>
-            <w:lang w:val="id_ID" w:bidi="id_ID"/>
-          </w:rPr>
-          <w:rPr>
-            <w:color w:val="0000EE"/>
-            <w:u w:val="single"/>
-          </w:rPr>
-          <w:t>Ezra-Nehemia</w:t>
-        </w:r>
-      </w:hyperlink>
+      <w:r>
+        <w:rPr>
+          <w:lang w:val="id_ID" w:bidi="id_ID"/>
+        </w:rPr>
+        <w:t>Ezra-Nehemia</w:t>
+      </w:r>
       <w:r>
         <w:rPr>
           <w:lang w:val="id_ID" w:bidi="id_ID"/>
         </w:rPr>
         <w:t>). Diperkirakan penyusunan akhir Kitab Ayub dilakukan pada masa monarki (</w:t>
       </w:r>
-      <w:hyperlink r:id="rId65">
-        <w:r>
-          <w:rPr>
-            <w:lang w:val="id_ID" w:bidi="id_ID"/>
-          </w:rPr>
-          <w:rPr>
-            <w:color w:val="0000EE"/>
-            <w:u w:val="single"/>
-          </w:rPr>
-          <w:t>1–2 Raja</w:t>
-        </w:r>
-      </w:hyperlink>
+      <w:r>
+        <w:rPr>
+          <w:lang w:val="id_ID" w:bidi="id_ID"/>
+        </w:rPr>
+        <w:t>1–2 Raja</w:t>
+      </w:r>
       <w:r>
         <w:rPr>
           <w:lang w:val="id_ID" w:bidi="id_ID"/>
         </w:rPr>
         <w:t xml:space="preserve">-raja), dimana materi-materi lainnya yang mengandung hikmat seperti </w:t>
       </w:r>
-      <w:hyperlink r:id="rId66">
-        <w:r>
-          <w:rPr>
-            <w:lang w:val="id_ID" w:bidi="id_ID"/>
-          </w:rPr>
-          <w:rPr>
-            <w:color w:val="0000EE"/>
-            <w:u w:val="single"/>
-          </w:rPr>
-          <w:t>Amsal</w:t>
-        </w:r>
-      </w:hyperlink>
+      <w:r>
+        <w:rPr>
+          <w:lang w:val="id_ID" w:bidi="id_ID"/>
+        </w:rPr>
+        <w:t>Amsal</w:t>
+      </w:r>
       <w:r>
         <w:rPr>
           <w:lang w:val="id_ID" w:bidi="id_ID"/>
         </w:rPr>
         <w:t xml:space="preserve"> dan </w:t>
       </w:r>
-      <w:hyperlink r:id="rId67">
-        <w:r>
-          <w:rPr>
-            <w:lang w:val="id_ID" w:bidi="id_ID"/>
-          </w:rPr>
-          <w:rPr>
-            <w:color w:val="0000EE"/>
-            <w:u w:val="single"/>
-          </w:rPr>
-          <w:t>Pengkhotbah</w:t>
-        </w:r>
-      </w:hyperlink>
+      <w:r>
+        <w:rPr>
+          <w:lang w:val="id_ID" w:bidi="id_ID"/>
+        </w:rPr>
+        <w:t>Pengkhotbah</w:t>
+      </w:r>
       <w:r>
         <w:rPr>
           <w:lang w:val="id_ID" w:bidi="id_ID"/>
@@ -1405,54 +1075,36 @@
         </w:rPr>
         <w:t xml:space="preserve">Meskipun kita menerima Ayub sebagai tokoh sejarah, kita masih belum mengetahui siapa penulis kitab ini, dimana ia tinggal, atau dari lapisan masyarakat mana dia berasal. Penulisnya tampaknya adalah seorang bijak yang terampil dalam menggunakan peribahasa (misalnya, </w:t>
       </w:r>
-      <w:hyperlink r:id="rId68">
-        <w:r>
-          <w:rPr>
-            <w:lang w:val="id_ID" w:bidi="id_ID"/>
-          </w:rPr>
-          <w:rPr>
-            <w:color w:val="0000EE"/>
-            <w:u w:val="single"/>
-          </w:rPr>
-          <w:t>4:2</w:t>
-        </w:r>
-      </w:hyperlink>
+      <w:r>
+        <w:rPr>
+          <w:lang w:val="id_ID" w:bidi="id_ID"/>
+        </w:rPr>
+        <w:t>4:2</w:t>
+      </w:r>
       <w:r>
         <w:rPr>
           <w:lang w:val="id_ID" w:bidi="id_ID"/>
         </w:rPr>
         <w:t xml:space="preserve">; </w:t>
       </w:r>
-      <w:hyperlink r:id="rId69">
-        <w:r>
-          <w:rPr>
-            <w:lang w:val="id_ID" w:bidi="id_ID"/>
-          </w:rPr>
-          <w:rPr>
-            <w:color w:val="0000EE"/>
-            <w:u w:val="single"/>
-          </w:rPr>
-          <w:t>6:5–6</w:t>
-        </w:r>
-      </w:hyperlink>
+      <w:r>
+        <w:rPr>
+          <w:lang w:val="id_ID" w:bidi="id_ID"/>
+        </w:rPr>
+        <w:t>6:5–6</w:t>
+      </w:r>
       <w:r>
         <w:rPr>
           <w:lang w:val="id_ID" w:bidi="id_ID"/>
         </w:rPr>
         <w:t xml:space="preserve">), pertanyaan retoris (misalnya, </w:t>
       </w:r>
-      <w:hyperlink r:id="rId70">
-        <w:r>
-          <w:rPr>
-            <w:lang w:val="id_ID" w:bidi="id_ID"/>
-          </w:rPr>
-          <w:rPr>
-            <w:color w:val="0000EE"/>
-            <w:u w:val="single"/>
-          </w:rPr>
-          <w:t>21:29</w:t>
-        </w:r>
-      </w:hyperlink>
+      <w:r>
+        <w:rPr>
+          <w:lang w:val="id_ID" w:bidi="id_ID"/>
+        </w:rPr>
+        <w:t>21:29</w:t>
+      </w:r>
       <w:r>
         <w:rPr>
           <w:lang w:val="id_ID" w:bidi="id_ID"/>
@@ -1473,72 +1125,48 @@
         </w:rPr>
         <w:t xml:space="preserve">Buku ini tidak dapat dipastikan tanggal penulisannya melalui referensi ke (1) peristiwa atau orang yang disebutkan atau tersirat dalam buku (referensi paling awal tentang Ayub muncul selama Pembuangan, </w:t>
       </w:r>
-      <w:hyperlink r:id="rId60">
-        <w:r>
-          <w:rPr>
-            <w:lang w:val="id_ID" w:bidi="id_ID"/>
-          </w:rPr>
-          <w:rPr>
-            <w:color w:val="0000EE"/>
-            <w:u w:val="single"/>
-          </w:rPr>
-          <w:t>Yeh. 14:14</w:t>
-        </w:r>
-      </w:hyperlink>
+      <w:r>
+        <w:rPr>
+          <w:lang w:val="id_ID" w:bidi="id_ID"/>
+        </w:rPr>
+        <w:t>Yeh. 14:14</w:t>
+      </w:r>
       <w:r>
         <w:rPr>
           <w:lang w:val="id_ID" w:bidi="id_ID"/>
         </w:rPr>
         <w:t xml:space="preserve">, </w:t>
       </w:r>
-      <w:hyperlink r:id="rId61">
-        <w:r>
-          <w:rPr>
-            <w:lang w:val="id_ID" w:bidi="id_ID"/>
-          </w:rPr>
-          <w:rPr>
-            <w:color w:val="0000EE"/>
-            <w:u w:val="single"/>
-          </w:rPr>
-          <w:t>20</w:t>
-        </w:r>
-      </w:hyperlink>
+      <w:r>
+        <w:rPr>
+          <w:lang w:val="id_ID" w:bidi="id_ID"/>
+        </w:rPr>
+        <w:t>20</w:t>
+      </w:r>
       <w:r>
         <w:rPr>
           <w:lang w:val="id_ID" w:bidi="id_ID"/>
         </w:rPr>
         <w:t xml:space="preserve">). (2) konsep teologis dalam kitab ini yang menunjukkan tanggal tertentu; atau (3) hubungan tekstualnya dengan bahan lain dalam Perjanjian Lama (mis., bdk. </w:t>
       </w:r>
-      <w:hyperlink r:id="rId71">
-        <w:r>
-          <w:rPr>
-            <w:lang w:val="id_ID" w:bidi="id_ID"/>
-          </w:rPr>
-          <w:rPr>
-            <w:color w:val="0000EE"/>
-            <w:u w:val="single"/>
-          </w:rPr>
-          <w:t>3:3–10</w:t>
-        </w:r>
-      </w:hyperlink>
+      <w:r>
+        <w:rPr>
+          <w:lang w:val="id_ID" w:bidi="id_ID"/>
+        </w:rPr>
+        <w:t>3:3–10</w:t>
+      </w:r>
       <w:r>
         <w:rPr>
           <w:lang w:val="id_ID" w:bidi="id_ID"/>
         </w:rPr>
         <w:t xml:space="preserve">; Yer. </w:t>
       </w:r>
-      <w:hyperlink r:id="rId72">
-        <w:r>
-          <w:rPr>
-            <w:lang w:val="id_ID" w:bidi="id_ID"/>
-          </w:rPr>
-          <w:rPr>
-            <w:color w:val="0000EE"/>
-            <w:u w:val="single"/>
-          </w:rPr>
-          <w:t>20:14–18</w:t>
-        </w:r>
-      </w:hyperlink>
+      <w:r>
+        <w:rPr>
+          <w:lang w:val="id_ID" w:bidi="id_ID"/>
+        </w:rPr>
+        <w:t>20:14–18</w:t>
+      </w:r>
       <w:r>
         <w:rPr>
           <w:lang w:val="id_ID" w:bidi="id_ID"/>
@@ -1673,18 +1301,12 @@
         </w:rPr>
         <w:t xml:space="preserve">Juga dari Babilonia, "Theodisi Babilonia" mengikuti bentuk dialog yang sama dengan yang digunakan Kitab Ayub: Orang yang menderita mengeluh, dan sahabat-sahabatnya menjawab dengan teguran. Perdebatan di kedua pihak sangat mirip dengan yang ada di Kitab Ayub. Namun, kita juga melihat perbedaan-perbedaan kunci: (1) "Theodisi Babilonia" bersifat politeistik, sedangkan Kitab Ayub bersifat monoteistik; (2) tokoh yang menderita dalam "Theodisi Babilonia" mengancam untuk meninggalkan imannya dan berhenti taat, meskipun pada akhirnya ia tetap memohon kepada dewa dan dewinya. Ayub tetap berkomitmen kepada Tuhan sepanjang hidupnya (misalnya, </w:t>
       </w:r>
-      <w:hyperlink r:id="rId73">
-        <w:r>
-          <w:rPr>
-            <w:lang w:val="id_ID" w:bidi="id_ID"/>
-          </w:rPr>
-          <w:rPr>
-            <w:color w:val="0000EE"/>
-            <w:u w:val="single"/>
-          </w:rPr>
-          <w:t>Ayub 13:15–16</w:t>
-        </w:r>
-      </w:hyperlink>
+      <w:r>
+        <w:rPr>
+          <w:lang w:val="id_ID" w:bidi="id_ID"/>
+        </w:rPr>
+        <w:t>Ayub 13:15–16</w:t>
+      </w:r>
       <w:r>
         <w:rPr>
           <w:lang w:val="id_ID" w:bidi="id_ID"/>
@@ -1744,54 +1366,36 @@
         </w:rPr>
         <w:t xml:space="preserve">Konflik utama dalam kitab ini adalah antara integritas Sang Pencipta dan integritas manusia. Langit dan bumi tampak berlawanan. Terlalu mudah untuk sekadar menyamakan diri dengan ketiga teman Ayub dalam menyangkal ketidakbersalahan Ayub, karena kita dapat merujuk pada berbagai bagian Perjanjian Baru yang menyangkali bahwa tidak ada manusia ada yang benar. (contoh, </w:t>
       </w:r>
-      <w:hyperlink r:id="rId74">
-        <w:r>
-          <w:rPr>
-            <w:lang w:val="id_ID" w:bidi="id_ID"/>
-          </w:rPr>
-          <w:rPr>
-            <w:color w:val="0000EE"/>
-            <w:u w:val="single"/>
-          </w:rPr>
-          <w:t>Roma 3:10</w:t>
-        </w:r>
-      </w:hyperlink>
+      <w:r>
+        <w:rPr>
+          <w:lang w:val="id_ID" w:bidi="id_ID"/>
+        </w:rPr>
+        <w:t>Roma 3:10</w:t>
+      </w:r>
       <w:r>
         <w:rPr>
           <w:lang w:val="id_ID" w:bidi="id_ID"/>
         </w:rPr>
         <w:t xml:space="preserve">, </w:t>
       </w:r>
-      <w:hyperlink r:id="rId75">
-        <w:r>
-          <w:rPr>
-            <w:lang w:val="id_ID" w:bidi="id_ID"/>
-          </w:rPr>
-          <w:rPr>
-            <w:color w:val="0000EE"/>
-            <w:u w:val="single"/>
-          </w:rPr>
-          <w:t>23</w:t>
-        </w:r>
-      </w:hyperlink>
+      <w:r>
+        <w:rPr>
+          <w:lang w:val="id_ID" w:bidi="id_ID"/>
+        </w:rPr>
+        <w:t>23</w:t>
+      </w:r>
       <w:r>
         <w:rPr>
           <w:lang w:val="id_ID" w:bidi="id_ID"/>
         </w:rPr>
         <w:t xml:space="preserve">; </w:t>
       </w:r>
-      <w:hyperlink r:id="rId76">
-        <w:r>
-          <w:rPr>
-            <w:lang w:val="id_ID" w:bidi="id_ID"/>
-          </w:rPr>
-          <w:rPr>
-            <w:color w:val="0000EE"/>
-            <w:u w:val="single"/>
-          </w:rPr>
-          <w:t>Lukas 18:19</w:t>
-        </w:r>
-      </w:hyperlink>
+      <w:r>
+        <w:rPr>
+          <w:lang w:val="id_ID" w:bidi="id_ID"/>
+        </w:rPr>
+        <w:t>Lukas 18:19</w:t>
+      </w:r>
       <w:r>
         <w:rPr>
           <w:lang w:val="id_ID" w:bidi="id_ID"/>
@@ -1825,90 +1429,60 @@
         </w:rPr>
         <w:t xml:space="preserve">Isi Kitab ini sesuai dengan komitmen dasar iman Israel dalam Perjanjian Lama. Kitab Ayub dan semua pembicara didalamnya menanggapi secara serius akan konsep perjanjian tentang berkat dan kutuk (Im. </w:t>
       </w:r>
-      <w:hyperlink r:id="rId77">
-        <w:r>
-          <w:rPr>
-            <w:lang w:val="id_ID" w:bidi="id_ID"/>
-          </w:rPr>
-          <w:rPr>
-            <w:color w:val="0000EE"/>
-            <w:u w:val="single"/>
-          </w:rPr>
-          <w:t>26</w:t>
-        </w:r>
-      </w:hyperlink>
+      <w:r>
+        <w:rPr>
+          <w:lang w:val="id_ID" w:bidi="id_ID"/>
+        </w:rPr>
+        <w:t>26</w:t>
+      </w:r>
       <w:r>
         <w:rPr>
           <w:lang w:val="id_ID" w:bidi="id_ID"/>
         </w:rPr>
         <w:t xml:space="preserve">; </w:t>
       </w:r>
-      <w:hyperlink r:id="rId78">
-        <w:r>
-          <w:rPr>
-            <w:lang w:val="id_ID" w:bidi="id_ID"/>
-          </w:rPr>
-          <w:rPr>
-            <w:color w:val="0000EE"/>
-            <w:u w:val="single"/>
-          </w:rPr>
-          <w:t>Ul. 28</w:t>
-        </w:r>
-      </w:hyperlink>
+      <w:r>
+        <w:rPr>
+          <w:lang w:val="id_ID" w:bidi="id_ID"/>
+        </w:rPr>
+        <w:t>Ul. 28</w:t>
+      </w:r>
       <w:r>
         <w:rPr>
           <w:lang w:val="id_ID" w:bidi="id_ID"/>
         </w:rPr>
         <w:t>) dan tentang menabur dan menuai di kehidupan ini (</w:t>
       </w:r>
-      <w:hyperlink r:id="rId79">
-        <w:r>
-          <w:rPr>
-            <w:lang w:val="id_ID" w:bidi="id_ID"/>
-          </w:rPr>
-          <w:rPr>
-            <w:color w:val="0000EE"/>
-            <w:u w:val="single"/>
-          </w:rPr>
-          <w:t>Mzm. 34:11–22</w:t>
-        </w:r>
-      </w:hyperlink>
+      <w:r>
+        <w:rPr>
+          <w:lang w:val="id_ID" w:bidi="id_ID"/>
+        </w:rPr>
+        <w:t>Mzm. 34:11–22</w:t>
+      </w:r>
       <w:r>
         <w:rPr>
           <w:lang w:val="id_ID" w:bidi="id_ID"/>
         </w:rPr>
         <w:t xml:space="preserve">; lihat juga </w:t>
       </w:r>
-      <w:hyperlink r:id="rId80">
-        <w:r>
-          <w:rPr>
-            <w:lang w:val="id_ID" w:bidi="id_ID"/>
-          </w:rPr>
-          <w:rPr>
-            <w:color w:val="0000EE"/>
-            <w:u w:val="single"/>
-          </w:rPr>
-          <w:t>Galatia 6:7</w:t>
-        </w:r>
-      </w:hyperlink>
+      <w:r>
+        <w:rPr>
+          <w:lang w:val="id_ID" w:bidi="id_ID"/>
+        </w:rPr>
+        <w:t>Galatia 6:7</w:t>
+      </w:r>
       <w:r>
         <w:rPr>
           <w:lang w:val="id_ID" w:bidi="id_ID"/>
         </w:rPr>
         <w:t xml:space="preserve">; </w:t>
       </w:r>
-      <w:hyperlink r:id="rId81">
-        <w:r>
-          <w:rPr>
-            <w:lang w:val="id_ID" w:bidi="id_ID"/>
-          </w:rPr>
-          <w:rPr>
-            <w:color w:val="0000EE"/>
-            <w:u w:val="single"/>
-          </w:rPr>
-          <w:t>1 Petrus 3:10</w:t>
-        </w:r>
-      </w:hyperlink>
+      <w:r>
+        <w:rPr>
+          <w:lang w:val="id_ID" w:bidi="id_ID"/>
+        </w:rPr>
+        <w:t>1 Petrus 3:10</w:t>
+      </w:r>
       <w:r>
         <w:rPr>
           <w:lang w:val="id_ID" w:bidi="id_ID"/>
@@ -1928,198 +1502,132 @@
         </w:rPr>
         <w:t xml:space="preserve">) di luar lingkup pewahyuan Alkitab (misalnya, dualisme metafisika, konflik dalam kepercayaan kepada banyak dewa, atau naturalisme materialistik). Sebaliknya, para pembicara dalam buku tersebut hanya membahas jawaban-jawaban yang berdasarkan Alkitab. Mereka menjelaskan arti penderitaan sebagai (1) hukuman atas dosa (misalnya, </w:t>
       </w:r>
-      <w:hyperlink r:id="rId82">
-        <w:r>
-          <w:rPr>
-            <w:lang w:val="id_ID" w:bidi="id_ID"/>
-          </w:rPr>
-          <w:rPr>
-            <w:color w:val="0000EE"/>
-            <w:u w:val="single"/>
-          </w:rPr>
-          <w:t>Ayub 4:7–9</w:t>
-        </w:r>
-      </w:hyperlink>
+      <w:r>
+        <w:rPr>
+          <w:lang w:val="id_ID" w:bidi="id_ID"/>
+        </w:rPr>
+        <w:t>Ayub 4:7–9</w:t>
+      </w:r>
       <w:r>
         <w:rPr>
           <w:lang w:val="id_ID" w:bidi="id_ID"/>
         </w:rPr>
         <w:t xml:space="preserve">); (2) takdir manusia yang fana, yang mudah berdosa (misalnya, </w:t>
       </w:r>
-      <w:hyperlink r:id="rId83">
-        <w:r>
-          <w:rPr>
-            <w:lang w:val="id_ID" w:bidi="id_ID"/>
-          </w:rPr>
-          <w:rPr>
-            <w:color w:val="0000EE"/>
-            <w:u w:val="single"/>
-          </w:rPr>
-          <w:t>15:14–16</w:t>
-        </w:r>
-      </w:hyperlink>
+      <w:r>
+        <w:rPr>
+          <w:lang w:val="id_ID" w:bidi="id_ID"/>
+        </w:rPr>
+        <w:t>15:14–16</w:t>
+      </w:r>
       <w:r>
         <w:rPr>
           <w:lang w:val="id_ID" w:bidi="id_ID"/>
         </w:rPr>
         <w:t xml:space="preserve">); (3) Pembelajaran dari Allah (misalnya, </w:t>
       </w:r>
-      <w:hyperlink r:id="rId84">
-        <w:r>
-          <w:rPr>
-            <w:lang w:val="id_ID" w:bidi="id_ID"/>
-          </w:rPr>
-          <w:rPr>
-            <w:color w:val="0000EE"/>
-            <w:u w:val="single"/>
-          </w:rPr>
-          <w:t>5:17–18</w:t>
-        </w:r>
-      </w:hyperlink>
+      <w:r>
+        <w:rPr>
+          <w:lang w:val="id_ID" w:bidi="id_ID"/>
+        </w:rPr>
+        <w:t>5:17–18</w:t>
+      </w:r>
       <w:r>
         <w:rPr>
           <w:lang w:val="id_ID" w:bidi="id_ID"/>
         </w:rPr>
         <w:t xml:space="preserve">; </w:t>
       </w:r>
-      <w:hyperlink r:id="rId85">
-        <w:r>
-          <w:rPr>
-            <w:lang w:val="id_ID" w:bidi="id_ID"/>
-          </w:rPr>
-          <w:rPr>
-            <w:color w:val="0000EE"/>
-            <w:u w:val="single"/>
-          </w:rPr>
-          <w:t>33:15–28</w:t>
-        </w:r>
-      </w:hyperlink>
+      <w:r>
+        <w:rPr>
+          <w:lang w:val="id_ID" w:bidi="id_ID"/>
+        </w:rPr>
+        <w:t>33:15–28</w:t>
+      </w:r>
       <w:r>
         <w:rPr>
           <w:lang w:val="id_ID" w:bidi="id_ID"/>
         </w:rPr>
         <w:t xml:space="preserve">; </w:t>
       </w:r>
-      <w:hyperlink r:id="rId86">
-        <w:r>
-          <w:rPr>
-            <w:lang w:val="id_ID" w:bidi="id_ID"/>
-          </w:rPr>
-          <w:rPr>
-            <w:color w:val="0000EE"/>
-            <w:u w:val="single"/>
-          </w:rPr>
-          <w:t>36:8–15</w:t>
-        </w:r>
-      </w:hyperlink>
+      <w:r>
+        <w:rPr>
+          <w:lang w:val="id_ID" w:bidi="id_ID"/>
+        </w:rPr>
+        <w:t>36:8–15</w:t>
+      </w:r>
       <w:r>
         <w:rPr>
           <w:lang w:val="id_ID" w:bidi="id_ID"/>
         </w:rPr>
         <w:t xml:space="preserve">; lihat </w:t>
       </w:r>
-      <w:hyperlink r:id="rId87">
-        <w:r>
-          <w:rPr>
-            <w:lang w:val="id_ID" w:bidi="id_ID"/>
-          </w:rPr>
-          <w:rPr>
-            <w:color w:val="0000EE"/>
-            <w:u w:val="single"/>
-          </w:rPr>
-          <w:t>Amsal 3:11</w:t>
-        </w:r>
-      </w:hyperlink>
+      <w:r>
+        <w:rPr>
+          <w:lang w:val="id_ID" w:bidi="id_ID"/>
+        </w:rPr>
+        <w:t>Amsal 3:11</w:t>
+      </w:r>
       <w:r>
         <w:rPr>
           <w:lang w:val="id_ID" w:bidi="id_ID"/>
         </w:rPr>
         <w:t xml:space="preserve">; </w:t>
       </w:r>
-      <w:hyperlink r:id="rId88">
-        <w:r>
-          <w:rPr>
-            <w:lang w:val="id_ID" w:bidi="id_ID"/>
-          </w:rPr>
-          <w:rPr>
-            <w:color w:val="0000EE"/>
-            <w:u w:val="single"/>
-          </w:rPr>
-          <w:t>Ibrani 12:2–13</w:t>
-        </w:r>
-      </w:hyperlink>
+      <w:r>
+        <w:rPr>
+          <w:lang w:val="id_ID" w:bidi="id_ID"/>
+        </w:rPr>
+        <w:t>Ibrani 12:2–13</w:t>
+      </w:r>
       <w:r>
         <w:rPr>
           <w:lang w:val="id_ID" w:bidi="id_ID"/>
         </w:rPr>
         <w:t xml:space="preserve">); (4) bagian dari rencana misterius Allah (misalnya, </w:t>
       </w:r>
-      <w:hyperlink r:id="rId89">
-        <w:r>
-          <w:rPr>
-            <w:lang w:val="id_ID" w:bidi="id_ID"/>
-          </w:rPr>
-          <w:rPr>
-            <w:color w:val="0000EE"/>
-            <w:u w:val="single"/>
-          </w:rPr>
-          <w:t>Ayub 11:7–8</w:t>
-        </w:r>
-      </w:hyperlink>
+      <w:r>
+        <w:rPr>
+          <w:lang w:val="id_ID" w:bidi="id_ID"/>
+        </w:rPr>
+        <w:t>Ayub 11:7–8</w:t>
+      </w:r>
       <w:r>
         <w:rPr>
           <w:lang w:val="id_ID" w:bidi="id_ID"/>
         </w:rPr>
         <w:t xml:space="preserve">; </w:t>
       </w:r>
-      <w:hyperlink r:id="rId90">
-        <w:r>
-          <w:rPr>
-            <w:lang w:val="id_ID" w:bidi="id_ID"/>
-          </w:rPr>
-          <w:rPr>
-            <w:color w:val="0000EE"/>
-            <w:u w:val="single"/>
-          </w:rPr>
-          <w:t>37:19</w:t>
-        </w:r>
-      </w:hyperlink>
+      <w:r>
+        <w:rPr>
+          <w:lang w:val="id_ID" w:bidi="id_ID"/>
+        </w:rPr>
+        <w:t>37:19</w:t>
+      </w:r>
       <w:r>
         <w:rPr>
           <w:lang w:val="id_ID" w:bidi="id_ID"/>
         </w:rPr>
         <w:t xml:space="preserve">, </w:t>
       </w:r>
-      <w:hyperlink r:id="rId91">
-        <w:r>
-          <w:rPr>
-            <w:lang w:val="id_ID" w:bidi="id_ID"/>
-          </w:rPr>
-          <w:rPr>
-            <w:color w:val="0000EE"/>
-            <w:u w:val="single"/>
-          </w:rPr>
-          <w:t>23</w:t>
-        </w:r>
-      </w:hyperlink>
+      <w:r>
+        <w:rPr>
+          <w:lang w:val="id_ID" w:bidi="id_ID"/>
+        </w:rPr>
+        <w:t>23</w:t>
+      </w:r>
       <w:r>
         <w:rPr>
           <w:lang w:val="id_ID" w:bidi="id_ID"/>
         </w:rPr>
         <w:t xml:space="preserve">); (5) Ujian yang diberikan di bumi untuk memenuhi perselisihan di surga (misalnya, </w:t>
       </w:r>
-      <w:hyperlink r:id="rId92">
-        <w:r>
-          <w:rPr>
-            <w:lang w:val="id_ID" w:bidi="id_ID"/>
-          </w:rPr>
-          <w:rPr>
-            <w:color w:val="0000EE"/>
-            <w:u w:val="single"/>
-          </w:rPr>
-          <w:t>1:6–12</w:t>
-        </w:r>
-      </w:hyperlink>
+      <w:r>
+        <w:rPr>
+          <w:lang w:val="id_ID" w:bidi="id_ID"/>
+        </w:rPr>
+        <w:t>1:6–12</w:t>
+      </w:r>
       <w:r>
         <w:rPr>
           <w:lang w:val="id_ID" w:bidi="id_ID"/>
@@ -2168,18 +1676,12 @@
         </w:rPr>
         <w:t>Kitab Ayub menawarkan gambaran yang kompleks tentang Allah. Dia bisa saja menolak bisikan Setan, karena tidak ada yang perlu dibuktikan; namun ia memilih untuk mengizinkan ujian tersebut, pada akhirnya menunjukkan kekuatannya dan membawa kekalahan kepada Setan melalui manusia bernama Ayub. Allah tidak pernah menjelaskan kepada Ayub apa yang terjadi di balik layar. Sebaliknya, Allah menantang hak Ayub untuk mempertanyakan integritas keadilan ilahi (</w:t>
       </w:r>
-      <w:hyperlink r:id="rId93">
-        <w:r>
-          <w:rPr>
-            <w:lang w:val="id_ID" w:bidi="id_ID"/>
-          </w:rPr>
-          <w:rPr>
-            <w:color w:val="0000EE"/>
-            <w:u w:val="single"/>
-          </w:rPr>
-          <w:t>40:8</w:t>
-        </w:r>
-      </w:hyperlink>
+      <w:r>
+        <w:rPr>
+          <w:lang w:val="id_ID" w:bidi="id_ID"/>
+        </w:rPr>
+        <w:t>40:8</w:t>
+      </w:r>
       <w:r>
         <w:rPr>
           <w:lang w:val="id_ID" w:bidi="id_ID"/>
@@ -2200,18 +1702,12 @@
         </w:rPr>
         <w:t>Cara melewati musibah bukan hanya dengan tetap tegar, tetapi juga tunduk dengan penuh hormat kepada Allah dan percaya sepenuhnya pada kebaikan-Nya yang berdaulat. Saat musibah melanda, manusia dapat menanggapi Allah dengan menyembah Dia dan mengakui hikmat dan keadilan jalan-jalan-Nya, tidak peduli betapa beratnya penderitaan atau sebingung apapun pikiran kita. Tujuan kudus Allah bagi penderitaan manusia terkadang tersembunyi. Akhirnya, Ayub menjadi lebih dekat kepada Allah melalui penderitaannya: “Dahulu aku hanya mendengar tentang Engkau, tetapi sekarang aku telah melihat Engkau dengan mataku sendiri” (</w:t>
       </w:r>
-      <w:hyperlink r:id="rId94">
-        <w:r>
-          <w:rPr>
-            <w:lang w:val="id_ID" w:bidi="id_ID"/>
-          </w:rPr>
-          <w:rPr>
-            <w:color w:val="0000EE"/>
-            <w:u w:val="single"/>
-          </w:rPr>
-          <w:t>42:5</w:t>
-        </w:r>
-      </w:hyperlink>
+      <w:r>
+        <w:rPr>
+          <w:lang w:val="id_ID" w:bidi="id_ID"/>
+        </w:rPr>
+        <w:t>42:5</w:t>
+      </w:r>
       <w:r>
         <w:rPr>
           <w:lang w:val="id_ID" w:bidi="id_ID"/>
